--- a/job-search/resumes/25_Kyndryl_Holdings_Business_Analyst.docx
+++ b/job-search/resumes/25_Kyndryl_Holdings_Business_Analyst.docx
@@ -56,7 +56,7 @@
     </w:p>
     <w:p>
       <w:pPr>
-        <w:spacing w:after="60" w:before="160" w:line="240" w:lineRule="auto"/>
+        <w:spacing w:after="60" w:before="140" w:line="240" w:lineRule="auto"/>
         <w:pBdr>
           <w:bottom w:val="single" w:sz="6" w:space="2" w:color="BFBFBF"/>
         </w:pBdr>
@@ -84,12 +84,12 @@
           <w:i w:val="0"/>
           <w:sz w:val="20"/>
         </w:rPr>
-        <w:t>Business analyst with 6+ years acting as the bridge between business partners and technical teams, translating business need into requirements that survive design, build, test and release. Writes user stories and acceptance criteria, authors test cases, partners with QA through defect triage, and drives UAT and business acceptance to formal sign-off. Comfortable across SAP, SQL Server, Snowflake and Informatica, performing impact and scope analysis over integrated systems before build. Advanced SQL and Python, Power BI and Tableau, with a track record of dashboards that cut reporting time and KPI frameworks leadership actually uses. M.S. Information Systems; B.E. Industrial Engineering.</w:t>
+        <w:t>Business analyst with 6+ years acting as the bridge between business partners and technical teams, translating business need into requirements that hold through design, build, testing and release. Writes user stories and acceptance criteria, authors test cases, partners with QA through defect triage, and drives UAT and business acceptance to formal sign-off. M.S. Information Systems; B.E. Industrial Engineering.</w:t>
       </w:r>
     </w:p>
     <w:p>
       <w:pPr>
-        <w:spacing w:after="60" w:before="160" w:line="240" w:lineRule="auto"/>
+        <w:spacing w:after="60" w:before="140" w:line="240" w:lineRule="auto"/>
         <w:pBdr>
           <w:bottom w:val="single" w:sz="6" w:space="2" w:color="BFBFBF"/>
         </w:pBdr>
@@ -117,12 +117,12 @@
           <w:i w:val="0"/>
           <w:sz w:val="19"/>
         </w:rPr>
-        <w:t>Requirements Elicitation &amp; Documentation  ·  User Stories &amp; Acceptance Criteria  ·  UAT &amp; Business Acceptance Testing  ·  Test Case Authoring &amp; QA Partnership  ·  Current/Future-State Process Analysis  ·  Requirements Traceability  ·  SQL &amp; Python Analysis  ·  Power BI &amp; Tableau Dashboards  ·  KPI Design &amp; Executive Reporting  ·  Ad-hoc &amp; Self-Service Reporting  ·  Systems &amp; Integration Impact Analysis  ·  ERP (SAP) Implementation Support</w:t>
+        <w:t>UAT / user acceptance testing  ·  stakeholder management  ·  business requirements gathering  ·  process flows &amp; mapping (Visio)  ·  fit-gap analysis  ·  solution documentation  ·  SQL &amp; Python analysis  ·  Power BI &amp; Tableau dashboards  ·  KPI design &amp; executive reporting  ·  ETL &amp; data pipeline development  ·  cross-functional collaboration</w:t>
       </w:r>
     </w:p>
     <w:p>
       <w:pPr>
-        <w:spacing w:after="60" w:before="160" w:line="240" w:lineRule="auto"/>
+        <w:spacing w:after="60" w:before="140" w:line="240" w:lineRule="auto"/>
         <w:pBdr>
           <w:bottom w:val="single" w:sz="6" w:space="2" w:color="BFBFBF"/>
         </w:pBdr>
@@ -156,7 +156,27 @@
           <w:rFonts w:ascii="Calibri" w:hAnsi="Calibri"/>
           <w:sz w:val="20"/>
         </w:rPr>
-        <w:t>Requirements elicitation, functional &amp; non-functional specs, user stories, acceptance criteria, process flows (Visio), current/future-state and gap analysis</w:t>
+        <w:t>business requirements gathering, process flows &amp; mapping (Visio), fit-gap analysis, solution documentation</w:t>
+      </w:r>
+    </w:p>
+    <w:p>
+      <w:pPr>
+        <w:spacing w:after="20" w:before="0" w:line="240" w:lineRule="auto"/>
+      </w:pPr>
+      <w:r>
+        <w:rPr>
+          <w:rFonts w:ascii="Calibri" w:hAnsi="Calibri"/>
+          <w:b/>
+          <w:sz w:val="20"/>
+        </w:rPr>
+        <w:t xml:space="preserve">Testing &amp; Quality: </w:t>
+      </w:r>
+      <w:r>
+        <w:rPr>
+          <w:rFonts w:ascii="Calibri" w:hAnsi="Calibri"/>
+          <w:sz w:val="20"/>
+        </w:rPr>
+        <w:t>UAT / user acceptance testing</w:t>
       </w:r>
     </w:p>
     <w:p>
@@ -176,7 +196,7 @@
           <w:rFonts w:ascii="Calibri" w:hAnsi="Calibri"/>
           <w:sz w:val="20"/>
         </w:rPr>
-        <w:t>Agile/Scrum, SAFe, Waterfall, hybrid delivery, JIRA, Confluence, Smartsheet, Lean, root cause analysis</w:t>
+        <w:t>stakeholder management, Agile/Scrum, Waterfall, JIRA, Confluence</w:t>
       </w:r>
     </w:p>
     <w:p>
@@ -189,14 +209,34 @@
           <w:b/>
           <w:sz w:val="20"/>
         </w:rPr>
-        <w:t xml:space="preserve">Analytics &amp; Querying: </w:t>
+        <w:t xml:space="preserve">Languages &amp; Querying: </w:t>
       </w:r>
       <w:r>
         <w:rPr>
           <w:rFonts w:ascii="Calibri" w:hAnsi="Calibri"/>
           <w:sz w:val="20"/>
         </w:rPr>
-        <w:t>SQL (advanced), Python (Pandas, NumPy, Scikit-learn), Excel (advanced), SAS, VBA, PowerShell</w:t>
+        <w:t>SQL (advanced), Python (Pandas, NumPy, Scikit-learn), Excel (advanced), VBA</w:t>
+      </w:r>
+    </w:p>
+    <w:p>
+      <w:pPr>
+        <w:spacing w:after="20" w:before="0" w:line="240" w:lineRule="auto"/>
+      </w:pPr>
+      <w:r>
+        <w:rPr>
+          <w:rFonts w:ascii="Calibri" w:hAnsi="Calibri"/>
+          <w:b/>
+          <w:sz w:val="20"/>
+        </w:rPr>
+        <w:t xml:space="preserve">BI &amp; Visualization: </w:t>
+      </w:r>
+      <w:r>
+        <w:rPr>
+          <w:rFonts w:ascii="Calibri" w:hAnsi="Calibri"/>
+          <w:sz w:val="20"/>
+        </w:rPr>
+        <w:t>Power BI (DAX, Power Query), Tableau, SSRS, dashboards, KPI design &amp; monitoring</w:t>
       </w:r>
     </w:p>
     <w:p>
@@ -216,7 +256,7 @@
           <w:rFonts w:ascii="Calibri" w:hAnsi="Calibri"/>
           <w:sz w:val="20"/>
         </w:rPr>
-        <w:t>ETL pipeline development, Informatica, large-dataset cleaning &amp; processing, data modeling, database design, system integration</w:t>
+        <w:t>ETL pipeline development, Informatica, data modeling, system &amp; data integration</w:t>
       </w:r>
     </w:p>
     <w:p>
@@ -229,39 +269,19 @@
           <w:b/>
           <w:sz w:val="20"/>
         </w:rPr>
-        <w:t xml:space="preserve">Testing &amp; Quality: </w:t>
+        <w:t xml:space="preserve">Enterprise Platforms: </w:t>
       </w:r>
       <w:r>
         <w:rPr>
           <w:rFonts w:ascii="Calibri" w:hAnsi="Calibri"/>
           <w:sz w:val="20"/>
         </w:rPr>
-        <w:t>Test scenarios &amp; test cases, test data preparation, QA partnership, defect triage, UAT and business acceptance</w:t>
+        <w:t>SAP (SD, MM, CRM, PP, WLM), SQL Server, Snowflake</w:t>
       </w:r>
     </w:p>
     <w:p>
       <w:pPr>
-        <w:spacing w:after="20" w:before="0" w:line="240" w:lineRule="auto"/>
-      </w:pPr>
-      <w:r>
-        <w:rPr>
-          <w:rFonts w:ascii="Calibri" w:hAnsi="Calibri"/>
-          <w:b/>
-          <w:sz w:val="20"/>
-        </w:rPr>
-        <w:t xml:space="preserve">BI &amp; Visualization: </w:t>
-      </w:r>
-      <w:r>
-        <w:rPr>
-          <w:rFonts w:ascii="Calibri" w:hAnsi="Calibri"/>
-          <w:sz w:val="20"/>
-        </w:rPr>
-        <w:t>Power BI (DAX, Power Query), Tableau, SSRS, executive dashboards, KPI scorecards</w:t>
-      </w:r>
-    </w:p>
-    <w:p>
-      <w:pPr>
-        <w:spacing w:after="60" w:before="160" w:line="240" w:lineRule="auto"/>
+        <w:spacing w:after="60" w:before="140" w:line="240" w:lineRule="auto"/>
         <w:pBdr>
           <w:bottom w:val="single" w:sz="6" w:space="2" w:color="BFBFBF"/>
         </w:pBdr>
@@ -317,7 +337,49 @@
           <w:rFonts w:ascii="Calibri" w:hAnsi="Calibri"/>
           <w:sz w:val="20"/>
         </w:rPr>
-        <w:t>Execute SQL against backend databases for extraction, validation and reconciliation, confirming delivered data matches documented requirements before release.</w:t>
+        <w:t>Analyze current- and future-state business processes to identify gaps, dependencies and improvement opportunities ahead of build.</w:t>
+      </w:r>
+    </w:p>
+    <w:p>
+      <w:pPr>
+        <w:pStyle w:val="ListBullet"/>
+        <w:spacing w:after="40" w:before="0" w:line="240" w:lineRule="auto"/>
+        <w:ind w:left="259" w:hanging="187"/>
+      </w:pPr>
+      <w:r>
+        <w:rPr>
+          <w:rFonts w:ascii="Calibri" w:hAnsi="Calibri"/>
+          <w:sz w:val="20"/>
+        </w:rPr>
+        <w:t>Elicit business, functional and non-functional requirements from non-technical stakeholders and translate them into documented specifications, user stories and acceptance criteria.</w:t>
+      </w:r>
+    </w:p>
+    <w:p>
+      <w:pPr>
+        <w:pStyle w:val="ListBullet"/>
+        <w:spacing w:after="40" w:before="0" w:line="240" w:lineRule="auto"/>
+        <w:ind w:left="259" w:hanging="187"/>
+      </w:pPr>
+      <w:r>
+        <w:rPr>
+          <w:rFonts w:ascii="Calibri" w:hAnsi="Calibri"/>
+          <w:sz w:val="20"/>
+        </w:rPr>
+        <w:t>Partnered with product and operations teams to turn analysis into process improvements, contributing to a $10,000 monthly labor cost reduction.</w:t>
+      </w:r>
+    </w:p>
+    <w:p>
+      <w:pPr>
+        <w:pStyle w:val="ListBullet"/>
+        <w:spacing w:after="40" w:before="0" w:line="240" w:lineRule="auto"/>
+        <w:ind w:left="259" w:hanging="187"/>
+      </w:pPr>
+      <w:r>
+        <w:rPr>
+          <w:rFonts w:ascii="Calibri" w:hAnsi="Calibri"/>
+          <w:sz w:val="20"/>
+        </w:rPr>
+        <w:t>Author test scenarios and detailed test cases aligned to documented requirements, partner with QA through execution and defect triage, and support business acceptance sign-off.</w:t>
       </w:r>
     </w:p>
     <w:p>
@@ -345,49 +407,7 @@
           <w:rFonts w:ascii="Calibri" w:hAnsi="Calibri"/>
           <w:sz w:val="20"/>
         </w:rPr>
-        <w:t>Partnered with product and operations teams to turn analysis into process improvements, contributing to a $10,000 monthly labor cost reduction.</w:t>
-      </w:r>
-    </w:p>
-    <w:p>
-      <w:pPr>
-        <w:pStyle w:val="ListBullet"/>
-        <w:spacing w:after="40" w:before="0" w:line="240" w:lineRule="auto"/>
-        <w:ind w:left="259" w:hanging="187"/>
-      </w:pPr>
-      <w:r>
-        <w:rPr>
-          <w:rFonts w:ascii="Calibri" w:hAnsi="Calibri"/>
-          <w:sz w:val="20"/>
-        </w:rPr>
-        <w:t>Elicit business, functional and non-functional requirements from non-technical stakeholders and translate them into documented specifications, user stories and acceptance criteria.</w:t>
-      </w:r>
-    </w:p>
-    <w:p>
-      <w:pPr>
-        <w:pStyle w:val="ListBullet"/>
-        <w:spacing w:after="40" w:before="0" w:line="240" w:lineRule="auto"/>
-        <w:ind w:left="259" w:hanging="187"/>
-      </w:pPr>
-      <w:r>
-        <w:rPr>
-          <w:rFonts w:ascii="Calibri" w:hAnsi="Calibri"/>
-          <w:sz w:val="20"/>
-        </w:rPr>
-        <w:t>Analyze current- and future-state business processes to identify gaps, dependencies and improvement opportunities ahead of build.</w:t>
-      </w:r>
-    </w:p>
-    <w:p>
-      <w:pPr>
-        <w:pStyle w:val="ListBullet"/>
-        <w:spacing w:after="40" w:before="0" w:line="240" w:lineRule="auto"/>
-        <w:ind w:left="259" w:hanging="187"/>
-      </w:pPr>
-      <w:r>
-        <w:rPr>
-          <w:rFonts w:ascii="Calibri" w:hAnsi="Calibri"/>
-          <w:sz w:val="20"/>
-        </w:rPr>
-        <w:t>Build and automate Python and SQL data pipelines and reporting applications released through CI/CD practices on cloud infrastructure.</w:t>
+        <w:t>Execute SQL against backend databases for extraction, validation and reconciliation, confirming delivered data matches documented requirements before release.</w:t>
       </w:r>
     </w:p>
     <w:p>
@@ -415,7 +435,7 @@
           <w:rFonts w:ascii="Calibri" w:hAnsi="Calibri"/>
           <w:sz w:val="20"/>
         </w:rPr>
-        <w:t>Track analytics and delivery work in JIRA and document standards, templates and procedures in Confluence, maintaining backlog visibility, ownership and dependency tracking.</w:t>
+        <w:t>Engineered and deployed interactive Power BI dashboards integrating disparate enterprise data sources, cutting reporting time 30% and generating $20,000 in annual savings.</w:t>
       </w:r>
     </w:p>
     <w:p>
@@ -471,7 +491,7 @@
           <w:rFonts w:ascii="Calibri" w:hAnsi="Calibri"/>
           <w:sz w:val="20"/>
         </w:rPr>
-        <w:t>Performed impact and scope analysis across supported applications and integrations, identifying systems impacts, dependencies and requirement gaps before build.</w:t>
+        <w:t>Validated delivered functionality against documented requirements through structured business acceptance testing at cutover.</w:t>
       </w:r>
     </w:p>
     <w:p>
@@ -485,21 +505,7 @@
           <w:rFonts w:ascii="Calibri" w:hAnsi="Calibri"/>
           <w:sz w:val="20"/>
         </w:rPr>
-        <w:t>Integrated SSRS with SQL Server and Excel to automate reporting pipelines, eliminating manual reporting effort and improving data accessibility for business and IT teams.</w:t>
-      </w:r>
-    </w:p>
-    <w:p>
-      <w:pPr>
-        <w:pStyle w:val="ListBullet"/>
-        <w:spacing w:after="40" w:before="0" w:line="240" w:lineRule="auto"/>
-        <w:ind w:left="259" w:hanging="187"/>
-      </w:pPr>
-      <w:r>
-        <w:rPr>
-          <w:rFonts w:ascii="Calibri" w:hAnsi="Calibri"/>
-          <w:sz w:val="20"/>
-        </w:rPr>
-        <w:t>Managed analytics delivery under Agile/Scrum and Waterfall in JIRA, tracking work items, owners, status, dependencies and risks while aligning stakeholders on roadmaps.</w:t>
+        <w:t>Performed impact and scope analysis across supported applications and integrations, identifying systems impacts, dependencies and requirement gaps before build.</w:t>
       </w:r>
     </w:p>
     <w:p>
@@ -541,12 +547,26 @@
           <w:rFonts w:ascii="Calibri" w:hAnsi="Calibri"/>
           <w:sz w:val="20"/>
         </w:rPr>
-        <w:t>Validated delivered functionality against documented requirements through structured business acceptance testing at cutover.</w:t>
+        <w:t>Managed analytics delivery under Agile/Scrum and Waterfall in JIRA, tracking work items, owners, status, dependencies and risks while aligning stakeholders on roadmaps.</w:t>
       </w:r>
     </w:p>
     <w:p>
       <w:pPr>
-        <w:spacing w:after="60" w:before="160" w:line="240" w:lineRule="auto"/>
+        <w:pStyle w:val="ListBullet"/>
+        <w:spacing w:after="40" w:before="0" w:line="240" w:lineRule="auto"/>
+        <w:ind w:left="259" w:hanging="187"/>
+      </w:pPr>
+      <w:r>
+        <w:rPr>
+          <w:rFonts w:ascii="Calibri" w:hAnsi="Calibri"/>
+          <w:sz w:val="20"/>
+        </w:rPr>
+        <w:t>Established a standardized Informatica ETL operating procedure for product data ingestion into SAP, creating consistent, auditable and lineage-traceable data flows across business functions.</w:t>
+      </w:r>
+    </w:p>
+    <w:p>
+      <w:pPr>
+        <w:spacing w:after="60" w:before="140" w:line="240" w:lineRule="auto"/>
         <w:pBdr>
           <w:bottom w:val="single" w:sz="6" w:space="2" w:color="BFBFBF"/>
         </w:pBdr>
@@ -621,7 +641,7 @@
     </w:p>
     <w:sectPr>
       <w:pgSz w:w="12240" w:h="15840"/>
-      <w:pgMar w:top="720" w:right="936" w:bottom="720" w:left="936" w:header="720" w:footer="720" w:gutter="0"/>
+      <w:pgMar w:top="720" w:right="864" w:bottom="720" w:left="864" w:header="720" w:footer="720" w:gutter="0"/>
       <w:cols w:space="720"/>
       <w:docGrid w:linePitch="360"/>
     </w:sectPr>
